--- a/MHBV 011026/03_FINANCEIRO/MHBV-09_Kit_Reuniao_BNB_OnePage.docx
+++ b/MHBV 011026/03_FINANCEIRO/MHBV-09_Kit_Reuniao_BNB_OnePage.docx
@@ -148,7 +148,7 @@
                 <w:sz w:val="18"/>
                 <w:szCs w:val="18"/>
               </w:rPr>
-              <w:t xml:space="preserve">Entreposto ~550 m² · 350 t/ano · FNE R$ 2,6 mi + próprio R$ 1,29 mi</w:t>
+              <w:t xml:space="preserve">Entreposto 630 m² · 350 t/ano · FNE R$ 2,6 mi + próprio R$ 1,83 mi</w:t>
             </w:r>
           </w:p>
         </w:tc>
@@ -370,7 +370,7 @@
                 <w:sz w:val="32"/>
                 <w:szCs w:val="32"/>
               </w:rPr>
-              <w:t xml:space="preserve">2,51x</w:t>
+              <w:t xml:space="preserve">2,50x</w:t>
             </w:r>
           </w:p>
           <w:p>
@@ -398,7 +398,7 @@
                 <w:sz w:val="14"/>
                 <w:szCs w:val="14"/>
               </w:rPr>
-              <w:t xml:space="preserve">1,52x com mel −20%</w:t>
+              <w:t xml:space="preserve">1,51x com mel −20%</w:t>
             </w:r>
           </w:p>
         </w:tc>
@@ -526,7 +526,7 @@
           <w:sz w:val="18"/>
           <w:szCs w:val="18"/>
         </w:rPr>
-        <w:t xml:space="preserve">Investimento R$ 3,29 mi: </w:t>
+        <w:t xml:space="preserve">Investimento R$ 3,83 mi: </w:t>
       </w:r>
       <w:r>
         <w:rPr>
@@ -537,7 +537,7 @@
           <w:sz w:val="18"/>
           <w:szCs w:val="18"/>
         </w:rPr>
-        <w:t xml:space="preserve">R$ 2,0 mi FNE + R$ 1,29 mi próprio (≈ 39%)</w:t>
+        <w:t xml:space="preserve">R$ 2,0 mi FNE (≈ 52%) + R$ 1,83 mi próprio (≈ 48%)</w:t>
       </w:r>
       <w:r>
         <w:rPr>
@@ -586,7 +586,7 @@
           <w:sz w:val="18"/>
           <w:szCs w:val="18"/>
         </w:rPr>
-        <w:t xml:space="preserve"> piloto 07/2027 (150 → 200 t) · Carta-Consulta 04/2028 · pedido formal 07/2028.</w:t>
+        <w:t xml:space="preserve"> piloto 07/2027 (150 → 200 t) · Carta-Consulta 04/2028 · pedido formal 07/2028. Os +R$ 0,54 mi de contrapartida vêm de capital próprio/subvenção, nunca de mais FNE.</w:t>
       </w:r>
     </w:p>
     <w:p>
@@ -969,7 +969,7 @@
                 <w:sz w:val="15"/>
                 <w:szCs w:val="15"/>
               </w:rPr>
-              <w:t xml:space="preserve">2,51x</w:t>
+              <w:t xml:space="preserve">2,50x</w:t>
             </w:r>
           </w:p>
         </w:tc>
@@ -1003,7 +1003,7 @@
                 <w:sz w:val="15"/>
                 <w:szCs w:val="15"/>
               </w:rPr>
-              <w:t xml:space="preserve">1,52x</w:t>
+              <w:t xml:space="preserve">1,51x</w:t>
             </w:r>
           </w:p>
         </w:tc>
@@ -1037,7 +1037,7 @@
                 <w:sz w:val="15"/>
                 <w:szCs w:val="15"/>
               </w:rPr>
-              <w:t xml:space="preserve">1,67x</w:t>
+              <w:t xml:space="preserve">1,65x</w:t>
             </w:r>
           </w:p>
         </w:tc>
@@ -1071,7 +1071,7 @@
                 <w:sz w:val="15"/>
                 <w:szCs w:val="15"/>
               </w:rPr>
-              <w:t xml:space="preserve">1,64x</w:t>
+              <w:t xml:space="preserve">1,63x</w:t>
             </w:r>
           </w:p>
         </w:tc>
@@ -1105,7 +1105,7 @@
                 <w:sz w:val="15"/>
                 <w:szCs w:val="15"/>
               </w:rPr>
-              <w:t xml:space="preserve">2,23x</w:t>
+              <w:t xml:space="preserve">2,22x</w:t>
             </w:r>
           </w:p>
         </w:tc>
@@ -1139,7 +1139,7 @@
                 <w:sz w:val="15"/>
                 <w:szCs w:val="15"/>
               </w:rPr>
-              <w:t xml:space="preserve">1,31x</w:t>
+              <w:t xml:space="preserve">1,29x</w:t>
             </w:r>
           </w:p>
         </w:tc>
@@ -1413,7 +1413,7 @@
           <w:sz w:val="15"/>
           <w:szCs w:val="15"/>
         </w:rPr>
-        <w:t xml:space="preserve"> Receita R$ 6,26 mi · EBITDA R$ 1,13 mi (18,0%) · TIR 30,1% (coop. 49,6%). Sachê R$ 25: cartas de intenção + PAA-CE.</w:t>
+        <w:t xml:space="preserve"> Receita R$ 6,26 mi · EBITDA R$ 1,12 mi (17,9%) · TIR 25,2% (coop. 35,3%). Sachê R$ 25: cartas de intenção + PAA-CE.</w:t>
       </w:r>
     </w:p>
     <w:p>
@@ -2442,7 +2442,7 @@
         <w:sz w:val="15"/>
         <w:szCs w:val="15"/>
       </w:rPr>
-      <w:t xml:space="preserve">Emissão: MHBV 011026 (01/10/2026) · Comissão Organizadora · Boa Viagem/CE · (88) 99726-4831</w:t>
+      <w:t xml:space="preserve">Emissão: MHBV 071026 (07/10/2026) · Comissão Organizadora · Boa Viagem/CE · (88) 99726-4831</w:t>
     </w:r>
   </w:p>
 </w:ftr>
@@ -2668,7 +2668,7 @@
         <w:sz w:val="14"/>
         <w:szCs w:val="14"/>
       </w:rPr>
-      <w:t xml:space="preserve">	Kit de Reunião MHBV-09 · MHBV 011026 (01/10/2026)</w:t>
+      <w:t xml:space="preserve">	Kit de Reunião MHBV-09 · MHBV 071026 (07/10/2026)</w:t>
     </w:r>
   </w:p>
   <w:p>
